--- a/relatório_técnico/Tech Challenge - Fase 2.docx
+++ b/relatório_técnico/Tech Challenge - Fase 2.docx
@@ -2018,7 +2018,6 @@
         <w:pStyle w:val="Heading2"/>
         <w:keepNext w:val="false"/>
         <w:keepLines w:val="false"/>
-        <w:pBdr/>
         <w:spacing w:before="360" w:after="80"/>
         <w:rPr>
           <w:b/>
@@ -2137,7 +2136,7 @@
                   </pic:nvPicPr>
                   <pic:blipFill>
                     <a:blip r:embed="rId2"/>
-                    <a:srcRect l="0" t="19181" r="0" b="10616"/>
+                    <a:srcRect l="0" t="19173" r="0" b="10616"/>
                     <a:stretch>
                       <a:fillRect/>
                     </a:stretch>
@@ -3273,16 +3272,66 @@
         <w:rPr/>
         <w:t xml:space="preserve">Código-fonte completo do projeto: </w:t>
       </w:r>
-      <w:hyperlink r:id="rId5">
+      <w:hyperlink r:id="rId6">
         <w:r>
           <w:rPr>
-            <w:rStyle w:val="ListLabel55"/>
+            <w:rStyle w:val="Hyperlink"/>
             <w:color w:val="1155CC"/>
             <w:u w:val="single"/>
           </w:rPr>
           <w:t>https://github.com/ElisabeteXavier/TSP-TECH-CHALLENGE-FASE-2</w:t>
         </w:r>
       </w:hyperlink>
+    </w:p>
+    <w:p>
+      <w:pPr>
+        <w:pStyle w:val="Normal"/>
+        <w:rPr/>
+      </w:pPr>
+      <w:r>
+        <w:rPr/>
+        <w:t xml:space="preserve">● </w:t>
+      </w:r>
+      <w:r>
+        <w:rPr/>
+        <w:t xml:space="preserve">Youtube: </w:t>
+      </w:r>
+      <w:r>
+        <w:rPr>
+          <w:rFonts w:eastAsia="Arial" w:cs="Arial"/>
+          <w:color w:val="1155CC"/>
+          <w:kern w:val="0"/>
+          <w:sz w:val="22"/>
+          <w:szCs w:val="22"/>
+          <w:u w:val="single"/>
+          <w:lang w:val="pt-BR" w:eastAsia="pt-BR" w:bidi="ar-SA"/>
+        </w:rPr>
+        <w:t>https://youtu.be/-iPG0klfRGY</w:t>
+      </w:r>
+    </w:p>
+    <w:p>
+      <w:pPr>
+        <w:pStyle w:val="Normal"/>
+        <w:rPr>
+          <w:sz w:val="15"/>
+          <w:szCs w:val="15"/>
+        </w:rPr>
+      </w:pPr>
+      <w:r>
+        <w:rPr/>
+      </w:r>
+    </w:p>
+    <w:p>
+      <w:pPr>
+        <w:pStyle w:val="Normal"/>
+        <w:rPr>
+          <w:sz w:val="15"/>
+          <w:szCs w:val="15"/>
+        </w:rPr>
+      </w:pPr>
+      <w:r>
+        <w:rPr/>
+      </w:r>
     </w:p>
     <w:p>
       <w:pPr>
@@ -4733,6 +4782,7 @@
     <w:qFormat/>
     <w:pPr>
       <w:widowControl/>
+      <w:suppressAutoHyphens w:val="true"/>
       <w:bidi w:val="0"/>
       <w:spacing w:lineRule="auto" w:line="276" w:before="0" w:after="0"/>
       <w:jc w:val="left"/>
